--- a/SITP/OS/Notes/M21_Competitive_Exams.docx
+++ b/SITP/OS/Notes/M21_Competitive_Exams.docx
@@ -2715,7 +2715,7 @@
               <w:pStyle w:val="Compact"/>
             </w:pPr>
             <w:r>
-              <w:t xml:space="preserve">AI Infrastructure (GPU scheduling, memory)</w:t>
+              <w:t xml:space="preserve">AI-Engineering Perspective (GPU scheduling, memory)</w:t>
             </w:r>
           </w:p>
         </w:tc>
@@ -9759,19 +9759,43 @@
           <w:b/>
           <w:bCs/>
         </w:rPr>
-        <w:t xml:space="preserve">Module 23</w:t>
-      </w:r>
-      <w:r>
-        <w:t xml:space="preserve"> </w:t>
-      </w:r>
-      <w:r>
-        <w:t xml:space="preserve">ties the</w:t>
-      </w:r>
-      <w:r>
-        <w:t xml:space="preserve"> </w:t>
-      </w:r>
-      <w:r>
-        <w:t xml:space="preserve">whole course together.</w:t>
+        <w:t xml:space="preserve">Module 23 — Hands-On</w:t>
+      </w:r>
+      <w:r>
+        <w:rPr>
+          <w:b/>
+          <w:bCs/>
+        </w:rPr>
+        <w:t xml:space="preserve"> </w:t>
+      </w:r>
+      <w:r>
+        <w:rPr>
+          <w:b/>
+          <w:bCs/>
+        </w:rPr>
+        <w:t xml:space="preserve">Projects</w:t>
+      </w:r>
+      <w:r>
+        <w:t xml:space="preserve"> </w:t>
+      </w:r>
+      <w:r>
+        <w:t xml:space="preserve">and</w:t>
+      </w:r>
+      <w:r>
+        <w:t xml:space="preserve"> </w:t>
+      </w:r>
+      <w:r>
+        <w:rPr>
+          <w:b/>
+          <w:bCs/>
+        </w:rPr>
+        <w:t xml:space="preserve">Module 24 — The Revision Kit</w:t>
+      </w:r>
+      <w:r>
+        <w:t xml:space="preserve"> </w:t>
+      </w:r>
+      <w:r>
+        <w:t xml:space="preserve">close the course.</w:t>
       </w:r>
     </w:p>
     <w:p>

--- a/SITP/OS/Notes/M21_Competitive_Exams.docx
+++ b/SITP/OS/Notes/M21_Competitive_Exams.docx
@@ -11314,24 +11314,34 @@
   <w:style w:default="1" w:styleId="Table" w:type="table">
     <w:name w:val="Table"/>
     <w:basedOn w:val="TableNormal"/>
-    <w:semiHidden/>
-    <w:unhideWhenUsed/>
     <w:qFormat/>
     <w:tblPr>
       <w:tblInd w:type="dxa" w:w="0"/>
+      <w:tblBorders>
+        <w:top w:color="808080" w:space="0" w:sz="4" w:val="single"/>
+        <w:left w:color="808080" w:space="0" w:sz="4" w:val="single"/>
+        <w:bottom w:color="808080" w:space="0" w:sz="4" w:val="single"/>
+        <w:right w:color="808080" w:space="0" w:sz="4" w:val="single"/>
+        <w:insideH w:color="BFBFBF" w:space="0" w:sz="4" w:val="single"/>
+        <w:insideV w:color="BFBFBF" w:space="0" w:sz="4" w:val="single"/>
+      </w:tblBorders>
       <w:tblCellMar>
-        <w:top w:type="dxa" w:w="0"/>
+        <w:top w:type="dxa" w:w="40"/>
         <w:left w:type="dxa" w:w="108"/>
-        <w:bottom w:type="dxa" w:w="0"/>
+        <w:bottom w:type="dxa" w:w="40"/>
         <w:right w:type="dxa" w:w="108"/>
       </w:tblCellMar>
     </w:tblPr>
     <w:tblStylePr w:type="firstRow">
+      <w:rPr>
+        <w:b/>
+      </w:rPr>
       <w:tcPr>
+        <w:shd w:color="auto" w:fill="DDEBF7" w:val="clear"/>
         <w:tcBorders>
-          <w:bottom w:val="single"/>
+          <w:bottom w:color="1F4E78" w:space="0" w:sz="8" w:val="single"/>
         </w:tcBorders>
-        <w:vAlign w:val="bottom"/>
+        <w:vAlign w:val="center"/>
       </w:tcPr>
     </w:tblStylePr>
   </w:style>
